--- a/resume-builder-app/templates/template1.docx
+++ b/resume-builder-app/templates/template1.docx
@@ -119,7 +119,7 @@
           </mc:Choice>
           <mc:Fallback>
             <w:pict>
-              <v:shape w14:anchorId="69BBE8ED" id="Graphic 1" o:spid="_x0000_s1026" style="position:absolute;margin-left:4.35pt;margin-top:100.8pt;width:588.7pt;height:.1pt;z-index:251656192;visibility:visible;mso-wrap-style:square;mso-wrap-distance-left:0;mso-wrap-distance-top:0;mso-wrap-distance-right:0;mso-wrap-distance-bottom:0;mso-position-horizontal:absolute;mso-position-horizontal-relative:page;mso-position-vertical:absolute;mso-position-vertical-relative:page;v-text-anchor:top" coordsize="7476490,1270" o:gfxdata="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" path="m,l7476234,e" filled="f" strokeweight="1pt">
+              <v:shape w14:anchorId="7E7B1B36" id="Graphic 1" o:spid="_x0000_s1026" style="position:absolute;margin-left:4.35pt;margin-top:100.8pt;width:588.7pt;height:.1pt;z-index:251656192;visibility:visible;mso-wrap-style:square;mso-wrap-distance-left:0;mso-wrap-distance-top:0;mso-wrap-distance-right:0;mso-wrap-distance-bottom:0;mso-position-horizontal:absolute;mso-position-horizontal-relative:page;mso-position-vertical:absolute;mso-position-vertical-relative:page;v-text-anchor:top" coordsize="7476490,1270" o:gfxdata="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" path="m,l7476234,e" filled="f" strokeweight="1pt">
                 <v:path arrowok="t"/>
                 <w10:wrap anchorx="page" anchory="page"/>
               </v:shape>
@@ -507,7 +507,6 @@
         </w:tabs>
         <w:spacing w:before="0" w:line="177" w:lineRule="exact"/>
         <w:ind w:left="1363" w:hanging="359"/>
-        <w:jc w:val="both"/>
         <w:rPr>
           <w:sz w:val="18"/>
         </w:rPr>
@@ -566,7 +565,6 @@
           <w:tab w:val="left" w:pos="1363"/>
         </w:tabs>
         <w:ind w:left="1363" w:hanging="359"/>
-        <w:jc w:val="both"/>
         <w:rPr>
           <w:sz w:val="18"/>
         </w:rPr>
@@ -627,7 +625,6 @@
           <w:tab w:val="left" w:pos="1354"/>
         </w:tabs>
         <w:ind w:left="1354"/>
-        <w:jc w:val="both"/>
         <w:rPr>
           <w:sz w:val="18"/>
         </w:rPr>
@@ -1111,7 +1108,6 @@
           <w:tab w:val="left" w:pos="1363"/>
         </w:tabs>
         <w:ind w:left="1363" w:hanging="359"/>
-        <w:jc w:val="both"/>
         <w:rPr>
           <w:sz w:val="18"/>
         </w:rPr>
@@ -1178,7 +1174,6 @@
         </w:tabs>
         <w:spacing w:before="7"/>
         <w:ind w:left="1363" w:hanging="359"/>
-        <w:jc w:val="both"/>
         <w:rPr>
           <w:sz w:val="18"/>
         </w:rPr>
@@ -1226,7 +1221,6 @@
         </w:tabs>
         <w:spacing w:before="55"/>
         <w:ind w:left="1363" w:hanging="359"/>
-        <w:jc w:val="both"/>
         <w:rPr>
           <w:sz w:val="18"/>
         </w:rPr>
@@ -1583,7 +1577,15 @@
         <w:rPr>
           <w:b/>
         </w:rPr>
-        <w:t>Nationality</w:t>
+        <w:t>Nationali</w:t>
+      </w:r>
+      <w:bookmarkStart w:id="0" w:name="_GoBack"/>
+      <w:bookmarkEnd w:id="0"/>
+      <w:r>
+        <w:rPr>
+          <w:b/>
+        </w:rPr>
+        <w:t>ty</w:t>
       </w:r>
       <w:r>
         <w:tab/>
@@ -1891,7 +1893,6 @@
         <w:pStyle w:val="BodyText"/>
         <w:spacing w:before="1" w:line="276" w:lineRule="auto"/>
         <w:ind w:left="1882" w:right="2087" w:hanging="1224"/>
-        <w:jc w:val="both"/>
       </w:pPr>
       <w:r>
         <w:rPr>
@@ -1916,7 +1917,6 @@
         <w:pStyle w:val="BodyText"/>
         <w:spacing w:before="118"/>
         <w:ind w:left="658" w:firstLine="0"/>
-        <w:jc w:val="both"/>
       </w:pPr>
       <w:r>
         <w:rPr>
@@ -2092,8 +2092,6 @@
           <w:sz w:val="17"/>
         </w:rPr>
       </w:pPr>
-      <w:bookmarkStart w:id="0" w:name="_GoBack"/>
-      <w:bookmarkEnd w:id="0"/>
     </w:p>
     <w:sectPr>
       <w:pgSz w:w="11920" w:h="16860"/>
